--- a/website/public/notes/threat-hunting-notebook-guide.docx
+++ b/website/public/notes/threat-hunting-notebook-guide.docx
@@ -1490,6 +1490,1224 @@
         </w:r>
       </w:hyperlink>
     </w:p>
+    <w:p>
+      <w:pPr>
+        <w:pageBreakBefore/>
+        <w:spacing w:before="0" w:after="20" w:line="240" w:lineRule="auto"/>
+        <w:jc w:val="right"/>
+      </w:pPr>
+      <w:r>
+        <w:rPr>
+          <w:rFonts w:ascii="Comic Neue" w:hAnsi="Comic Neue" w:eastAsia="Comic Neue"/>
+          <w:b/>
+          <w:i/>
+          <w:color w:val="688097"/>
+          <w:sz w:val="15"/>
+        </w:rPr>
+        <w:t>OPENCYBERPATH FIELD NOTEBOOK - MATCHED EXTERNAL PRACTICE</w:t>
+      </w:r>
+    </w:p>
+    <w:p>
+      <w:pPr>
+        <w:keepNext/>
+        <w:spacing w:before="100" w:after="80" w:line="240" w:lineRule="auto"/>
+      </w:pPr>
+      <w:r>
+        <w:rPr>
+          <w:rFonts w:ascii="Comic Neue" w:hAnsi="Comic Neue" w:eastAsia="Comic Neue"/>
+          <w:b/>
+          <w:i/>
+          <w:color w:val="087F8C"/>
+          <w:sz w:val="34"/>
+        </w:rPr>
+        <w:t>A real lab for these notes</w:t>
+      </w:r>
+    </w:p>
+    <w:p>
+      <w:pPr>
+        <w:spacing w:before="0" w:after="80" w:line="240" w:lineRule="auto"/>
+      </w:pPr>
+      <w:r>
+        <w:rPr>
+          <w:rFonts w:ascii="Comic Neue" w:hAnsi="Comic Neue" w:eastAsia="Comic Neue"/>
+          <w:b w:val="0"/>
+          <w:i w:val="0"/>
+          <w:color w:val="24344D"/>
+          <w:sz w:val="20"/>
+        </w:rPr>
+        <w:t>Topic: Authentication anomalies, baselines, and hypothesis-driven hunting. These pages connect the existing OpenCyberPath notes to specific provider-hosted exercises. The card label is intentionally generic; the exact task name and direct URL are listed here so you can open the right exercise instead of a whole catalogue.</w:t>
+      </w:r>
+    </w:p>
+    <w:p>
+      <w:pPr>
+        <w:keepNext/>
+        <w:spacing w:before="40" w:after="80" w:line="240" w:lineRule="auto"/>
+      </w:pPr>
+      <w:r>
+        <w:rPr>
+          <w:rFonts w:ascii="Comic Neue" w:hAnsi="Comic Neue" w:eastAsia="Comic Neue"/>
+          <w:b/>
+          <w:i/>
+          <w:color w:val="B34778"/>
+          <w:sz w:val="25"/>
+        </w:rPr>
+        <w:t>Concept checkpoints</w:t>
+      </w:r>
+    </w:p>
+    <w:p>
+      <w:pPr>
+        <w:pStyle w:val="ListBullet"/>
+        <w:spacing w:before="0" w:after="40" w:line="240" w:lineRule="auto"/>
+      </w:pPr>
+      <w:r>
+        <w:rPr>
+          <w:rFonts w:ascii="Comic Neue" w:hAnsi="Comic Neue" w:eastAsia="Comic Neue"/>
+          <w:b w:val="0"/>
+          <w:i w:val="0"/>
+          <w:color w:val="283A50"/>
+          <w:sz w:val="19"/>
+        </w:rPr>
+        <w:t>Start with a falsifiable question, not a conclusion.</w:t>
+      </w:r>
+    </w:p>
+    <w:p>
+      <w:pPr>
+        <w:pStyle w:val="ListBullet"/>
+        <w:spacing w:before="0" w:after="40" w:line="240" w:lineRule="auto"/>
+      </w:pPr>
+      <w:r>
+        <w:rPr>
+          <w:rFonts w:ascii="Comic Neue" w:hAnsi="Comic Neue" w:eastAsia="Comic Neue"/>
+          <w:b w:val="0"/>
+          <w:i w:val="0"/>
+          <w:color w:val="283A50"/>
+          <w:sz w:val="19"/>
+        </w:rPr>
+        <w:t>Compare failed logons with success-after-failure, host, user, source IP, and timeframe.</w:t>
+      </w:r>
+    </w:p>
+    <w:p>
+      <w:pPr>
+        <w:pStyle w:val="ListBullet"/>
+        <w:spacing w:before="0" w:after="40" w:line="240" w:lineRule="auto"/>
+      </w:pPr>
+      <w:r>
+        <w:rPr>
+          <w:rFonts w:ascii="Comic Neue" w:hAnsi="Comic Neue" w:eastAsia="Comic Neue"/>
+          <w:b w:val="0"/>
+          <w:i w:val="0"/>
+          <w:color w:val="283A50"/>
+          <w:sz w:val="19"/>
+        </w:rPr>
+        <w:t>RFC 5737 test addresses and example.invalid domains in the bundled CSV are fictional training indicators.</w:t>
+      </w:r>
+    </w:p>
+    <w:p>
+      <w:pPr>
+        <w:pStyle w:val="ListBullet"/>
+        <w:spacing w:before="0" w:after="40" w:line="240" w:lineRule="auto"/>
+      </w:pPr>
+      <w:r>
+        <w:rPr>
+          <w:rFonts w:ascii="Comic Neue" w:hAnsi="Comic Neue" w:eastAsia="Comic Neue"/>
+          <w:b w:val="0"/>
+          <w:i w:val="0"/>
+          <w:color w:val="283A50"/>
+          <w:sz w:val="19"/>
+        </w:rPr>
+        <w:t>Repeated failures can be caused by typos, stale credentials, service jobs, or malicious activity; gather context.</w:t>
+      </w:r>
+    </w:p>
+    <w:p>
+      <w:pPr>
+        <w:keepNext/>
+        <w:spacing w:before="0" w:after="0" w:line="240" w:lineRule="auto"/>
+      </w:pPr>
+      <w:r>
+        <w:rPr>
+          <w:rFonts w:ascii="Comic Neue" w:hAnsi="Comic Neue" w:eastAsia="Comic Neue"/>
+          <w:b/>
+          <w:i w:val="0"/>
+          <w:color w:val="213A58"/>
+          <w:sz w:val="20"/>
+        </w:rPr>
+        <w:t xml:space="preserve">Windows Threat Detection 1  </w:t>
+      </w:r>
+      <w:r>
+        <w:rPr>
+          <w:rFonts w:ascii="Comic Neue" w:hAnsi="Comic Neue" w:eastAsia="Comic Neue"/>
+          <w:b w:val="0"/>
+          <w:i/>
+          <w:color w:val="007B89"/>
+          <w:sz w:val="17"/>
+        </w:rPr>
+        <w:t>[TryHackMe]</w:t>
+      </w:r>
+    </w:p>
+    <w:p>
+      <w:pPr>
+        <w:spacing w:before="0" w:after="20" w:line="240" w:lineRule="auto"/>
+      </w:pPr>
+      <w:hyperlink r:id="rId14">
+        <w:r>
+          <w:rPr>
+            <w:color w:val="1465A8"/>
+            <w:u w:val="single"/>
+            <w:rFonts w:ascii="DejaVu Sans Mono" w:hAnsi="DejaVu Sans Mono" w:eastAsia="DejaVu Sans Mono"/>
+            <w:sz w:val="15"/>
+          </w:rPr>
+          <w:t>https://tryhackme.com/room/windowsthreatdetection1</w:t>
+        </w:r>
+      </w:hyperlink>
+    </w:p>
+    <w:p>
+      <w:pPr>
+        <w:spacing w:before="0" w:after="60" w:line="240" w:lineRule="auto"/>
+      </w:pPr>
+      <w:r>
+        <w:rPr>
+          <w:rFonts w:ascii="Comic Neue" w:hAnsi="Comic Neue" w:eastAsia="Comic Neue"/>
+          <w:b w:val="0"/>
+          <w:i/>
+          <w:color w:val="5E6D7E"/>
+          <w:sz w:val="17"/>
+        </w:rPr>
+        <w:t>Access note: Account required; verify room access and the lab machine entitlement shown by the provider.</w:t>
+      </w:r>
+    </w:p>
+    <w:p>
+      <w:pPr>
+        <w:keepNext/>
+        <w:spacing w:before="0" w:after="0" w:line="240" w:lineRule="auto"/>
+      </w:pPr>
+      <w:r>
+        <w:rPr>
+          <w:rFonts w:ascii="Comic Neue" w:hAnsi="Comic Neue" w:eastAsia="Comic Neue"/>
+          <w:b/>
+          <w:i w:val="0"/>
+          <w:color w:val="213A58"/>
+          <w:sz w:val="20"/>
+        </w:rPr>
+        <w:t xml:space="preserve">T1110-003  </w:t>
+      </w:r>
+      <w:r>
+        <w:rPr>
+          <w:rFonts w:ascii="Comic Neue" w:hAnsi="Comic Neue" w:eastAsia="Comic Neue"/>
+          <w:b w:val="0"/>
+          <w:i/>
+          <w:color w:val="007B89"/>
+          <w:sz w:val="17"/>
+        </w:rPr>
+        <w:t>[CyberDefenders]</w:t>
+      </w:r>
+    </w:p>
+    <w:p>
+      <w:pPr>
+        <w:spacing w:before="0" w:after="20" w:line="240" w:lineRule="auto"/>
+      </w:pPr>
+      <w:hyperlink r:id="rId15">
+        <w:r>
+          <w:rPr>
+            <w:color w:val="1465A8"/>
+            <w:u w:val="single"/>
+            <w:rFonts w:ascii="DejaVu Sans Mono" w:hAnsi="DejaVu Sans Mono" w:eastAsia="DejaVu Sans Mono"/>
+            <w:sz w:val="15"/>
+          </w:rPr>
+          <w:t>https://cyberdefenders.org/blueteam-ctf-challenges/t1110003/</w:t>
+        </w:r>
+      </w:hyperlink>
+    </w:p>
+    <w:p>
+      <w:pPr>
+        <w:spacing w:before="0" w:after="60" w:line="240" w:lineRule="auto"/>
+      </w:pPr>
+      <w:r>
+        <w:rPr>
+          <w:rFonts w:ascii="Comic Neue" w:hAnsi="Comic Neue" w:eastAsia="Comic Neue"/>
+          <w:b w:val="0"/>
+          <w:i/>
+          <w:color w:val="5E6D7E"/>
+          <w:sz w:val="17"/>
+        </w:rPr>
+        <w:t>Access note: Direct challenge page about credential-access and threat-hunting patterns. Sign-in, downloadable evidence, and current availability can vary.</w:t>
+      </w:r>
+    </w:p>
+    <w:tbl>
+      <w:tblPr>
+        <w:tblW w:type="auto" w:w="0"/>
+        <w:jc w:val="center"/>
+        <w:tblLayout w:type="autofit"/>
+        <w:tblLook w:firstColumn="1" w:firstRow="1" w:lastColumn="0" w:lastRow="0" w:noHBand="0" w:noVBand="1" w:val="04A0"/>
+      </w:tblPr>
+      <w:tblGrid>
+        <w:gridCol w:w="10108"/>
+      </w:tblGrid>
+      <w:tr>
+        <w:tc>
+          <w:tcPr>
+            <w:tcW w:type="dxa" w:w="10108"/>
+            <w:shd w:fill="DDF4F2"/>
+            <w:tcMar>
+              <w:top w:w="90" w:type="dxa"/>
+              <w:start w:w="150" w:type="dxa"/>
+              <w:bottom w:w="90" w:type="dxa"/>
+              <w:end w:w="150" w:type="dxa"/>
+            </w:tcMar>
+          </w:tcPr>
+          <w:p>
+            <w:pPr>
+              <w:spacing w:before="0" w:after="0" w:line="240" w:lineRule="auto"/>
+            </w:pPr>
+            <w:r>
+              <w:rPr>
+                <w:rFonts w:ascii="Comic Neue" w:hAnsi="Comic Neue" w:eastAsia="Comic Neue"/>
+                <w:b/>
+                <w:i/>
+                <w:color w:val="087F8C"/>
+                <w:sz w:val="18"/>
+              </w:rPr>
+              <w:t xml:space="preserve">ACCESS CHECK  </w:t>
+            </w:r>
+            <w:r>
+              <w:rPr>
+                <w:rFonts w:ascii="Comic Neue" w:hAnsi="Comic Neue" w:eastAsia="Comic Neue"/>
+                <w:b w:val="0"/>
+                <w:i w:val="0"/>
+                <w:color w:val="2F3E50"/>
+                <w:sz w:val="18"/>
+              </w:rPr>
+              <w:t>Open the exact task page and verify the current login, account tier, VM launch button, free/paid terms, and any cost notes before starting. A provider may change availability or retire a challenge.</w:t>
+            </w:r>
+          </w:p>
+        </w:tc>
+      </w:tr>
+    </w:tbl>
+    <w:p>
+      <w:pPr>
+        <w:spacing w:after="0"/>
+      </w:pPr>
+    </w:p>
+    <w:p>
+      <w:pPr>
+        <w:keepNext/>
+        <w:spacing w:before="40" w:after="80" w:line="240" w:lineRule="auto"/>
+      </w:pPr>
+      <w:r>
+        <w:rPr>
+          <w:rFonts w:ascii="Comic Neue" w:hAnsi="Comic Neue" w:eastAsia="Comic Neue"/>
+          <w:b/>
+          <w:i/>
+          <w:color w:val="B34778"/>
+          <w:sz w:val="25"/>
+        </w:rPr>
+        <w:t>Before you click Start</w:t>
+      </w:r>
+    </w:p>
+    <w:p>
+      <w:pPr>
+        <w:pStyle w:val="ListBullet"/>
+        <w:spacing w:before="0" w:after="40" w:line="240" w:lineRule="auto"/>
+      </w:pPr>
+      <w:r>
+        <w:rPr>
+          <w:rFonts w:ascii="Comic Neue" w:hAnsi="Comic Neue" w:eastAsia="Comic Neue"/>
+          <w:b w:val="0"/>
+          <w:i w:val="0"/>
+          <w:color w:val="283A50"/>
+          <w:sz w:val="19"/>
+        </w:rPr>
+        <w:t>Write down the provider’s target/scope and use only the instance it creates for you.</w:t>
+      </w:r>
+    </w:p>
+    <w:p>
+      <w:pPr>
+        <w:pStyle w:val="ListBullet"/>
+        <w:spacing w:before="0" w:after="40" w:line="240" w:lineRule="auto"/>
+      </w:pPr>
+      <w:r>
+        <w:rPr>
+          <w:rFonts w:ascii="Comic Neue" w:hAnsi="Comic Neue" w:eastAsia="Comic Neue"/>
+          <w:b w:val="0"/>
+          <w:i w:val="0"/>
+          <w:color w:val="283A50"/>
+          <w:sz w:val="19"/>
+        </w:rPr>
+        <w:t>Keep this notebook beside the exercise. Use its original course data before trying commands on a local machine.</w:t>
+      </w:r>
+    </w:p>
+    <w:p>
+      <w:pPr>
+        <w:pStyle w:val="ListBullet"/>
+        <w:spacing w:before="0" w:after="40" w:line="240" w:lineRule="auto"/>
+      </w:pPr>
+      <w:r>
+        <w:rPr>
+          <w:rFonts w:ascii="Comic Neue" w:hAnsi="Comic Neue" w:eastAsia="Comic Neue"/>
+          <w:b w:val="0"/>
+          <w:i w:val="0"/>
+          <w:color w:val="283A50"/>
+          <w:sz w:val="19"/>
+        </w:rPr>
+        <w:t>Capture timestamps, filenames, row/packet IDs, and a short explanation; redact credentials, tokens, and personal data.</w:t>
+      </w:r>
+    </w:p>
+    <w:p>
+      <w:pPr>
+        <w:pStyle w:val="ListBullet"/>
+        <w:spacing w:before="0" w:after="40" w:line="240" w:lineRule="auto"/>
+      </w:pPr>
+      <w:r>
+        <w:rPr>
+          <w:rFonts w:ascii="Comic Neue" w:hAnsi="Comic Neue" w:eastAsia="Comic Neue"/>
+          <w:b w:val="0"/>
+          <w:i w:val="0"/>
+          <w:color w:val="283A50"/>
+          <w:sz w:val="19"/>
+        </w:rPr>
+        <w:t>If a page says retired, premium, or downloadable-only, use the alternative listed in the access note or return to the matching interactive lab above.</w:t>
+      </w:r>
+    </w:p>
+    <w:p>
+      <w:pPr>
+        <w:pageBreakBefore/>
+        <w:spacing w:before="0" w:after="20" w:line="240" w:lineRule="auto"/>
+        <w:jc w:val="right"/>
+      </w:pPr>
+      <w:r>
+        <w:rPr>
+          <w:rFonts w:ascii="Comic Neue" w:hAnsi="Comic Neue" w:eastAsia="Comic Neue"/>
+          <w:b/>
+          <w:i/>
+          <w:color w:val="688097"/>
+          <w:sz w:val="15"/>
+        </w:rPr>
+        <w:t>COMMAND NOTEBOOK - COPY ONE LINE AT A TIME</w:t>
+      </w:r>
+    </w:p>
+    <w:p>
+      <w:pPr>
+        <w:keepNext/>
+        <w:spacing w:before="100" w:after="80" w:line="240" w:lineRule="auto"/>
+      </w:pPr>
+      <w:r>
+        <w:rPr>
+          <w:rFonts w:ascii="Comic Neue" w:hAnsi="Comic Neue" w:eastAsia="Comic Neue"/>
+          <w:b/>
+          <w:i/>
+          <w:color w:val="087F8C"/>
+          <w:sz w:val="34"/>
+        </w:rPr>
+        <w:t>Commands you can explain</w:t>
+      </w:r>
+    </w:p>
+    <w:p>
+      <w:pPr>
+        <w:spacing w:before="0" w:after="80" w:line="240" w:lineRule="auto"/>
+      </w:pPr>
+      <w:r>
+        <w:rPr>
+          <w:rFonts w:ascii="Comic Neue" w:hAnsi="Comic Neue" w:eastAsia="Comic Neue"/>
+          <w:b/>
+          <w:i w:val="0"/>
+          <w:color w:val="8B4E24"/>
+          <w:sz w:val="19"/>
+        </w:rPr>
+        <w:t>All bundled rows are synthetic. The commands parse local files only; do not run password attempts or test a live account.</w:t>
+      </w:r>
+    </w:p>
+    <w:p>
+      <w:pPr>
+        <w:spacing w:before="0" w:after="100" w:line="240" w:lineRule="auto"/>
+      </w:pPr>
+      <w:r>
+        <w:rPr>
+          <w:rFonts w:ascii="Comic Neue" w:hAnsi="Comic Neue" w:eastAsia="Comic Neue"/>
+          <w:b w:val="0"/>
+          <w:i/>
+          <w:color w:val="5A6C7E"/>
+          <w:sz w:val="18"/>
+        </w:rPr>
+        <w:t>First download the matching sample file(s) from the existing card when a command names one. Keep the data in a practice folder and never execute strings stored in evidence.</w:t>
+      </w:r>
+    </w:p>
+    <w:p>
+      <w:pPr>
+        <w:keepNext/>
+        <w:spacing w:before="60" w:after="0" w:line="240" w:lineRule="auto"/>
+      </w:pPr>
+      <w:r>
+        <w:rPr>
+          <w:rFonts w:ascii="Comic Neue" w:hAnsi="Comic Neue" w:eastAsia="Comic Neue"/>
+          <w:b/>
+          <w:i w:val="0"/>
+          <w:color w:val="007B89"/>
+          <w:sz w:val="16"/>
+        </w:rPr>
+        <w:t xml:space="preserve">POWERSHELL / CHRONOLOGICAL VIEW  </w:t>
+      </w:r>
+    </w:p>
+    <w:tbl>
+      <w:tblPr>
+        <w:tblW w:type="auto" w:w="0"/>
+        <w:jc w:val="center"/>
+        <w:tblLook w:firstColumn="1" w:firstRow="1" w:lastColumn="0" w:lastRow="0" w:noHBand="0" w:noVBand="1" w:val="04A0"/>
+      </w:tblPr>
+      <w:tblGrid>
+        <w:gridCol w:w="10108"/>
+      </w:tblGrid>
+      <w:tr>
+        <w:tc>
+          <w:tcPr>
+            <w:tcW w:type="dxa" w:w="10108"/>
+            <w:shd w:fill="EEF5FA"/>
+            <w:tcMar>
+              <w:top w:w="55" w:type="dxa"/>
+              <w:start w:w="110" w:type="dxa"/>
+              <w:bottom w:w="55" w:type="dxa"/>
+              <w:end w:w="110" w:type="dxa"/>
+            </w:tcMar>
+          </w:tcPr>
+          <w:p>
+            <w:pPr>
+              <w:spacing w:before="0" w:after="0" w:line="240" w:lineRule="auto"/>
+            </w:pPr>
+            <w:r>
+              <w:rPr>
+                <w:rFonts w:ascii="DejaVu Sans Mono" w:hAnsi="DejaVu Sans Mono" w:eastAsia="DejaVu Sans Mono"/>
+                <w:b w:val="0"/>
+                <w:i w:val="0"/>
+                <w:color w:val="172E45"/>
+                <w:sz w:val="16"/>
+              </w:rPr>
+              <w:t>Import-Csv .\threat-hunt-auth-dns-samples.csv | Sort-Object timestamp_utc | Format-Table timestamp_utc,host,user,source_ip,result,label -AutoSize</w:t>
+            </w:r>
+          </w:p>
+        </w:tc>
+      </w:tr>
+    </w:tbl>
+    <w:p>
+      <w:pPr>
+        <w:spacing w:before="0" w:after="60" w:line="240" w:lineRule="auto"/>
+      </w:pPr>
+      <w:r>
+        <w:rPr>
+          <w:rFonts w:ascii="Comic Neue" w:hAnsi="Comic Neue" w:eastAsia="Comic Neue"/>
+          <w:b w:val="0"/>
+          <w:i/>
+          <w:color w:val="5D6E80"/>
+          <w:sz w:val="17"/>
+        </w:rPr>
+        <w:t>Read the downloaded synthetic CSV in timestamp order.</w:t>
+      </w:r>
+    </w:p>
+    <w:p>
+      <w:pPr>
+        <w:keepNext/>
+        <w:spacing w:before="60" w:after="0" w:line="240" w:lineRule="auto"/>
+      </w:pPr>
+      <w:r>
+        <w:rPr>
+          <w:rFonts w:ascii="Comic Neue" w:hAnsi="Comic Neue" w:eastAsia="Comic Neue"/>
+          <w:b/>
+          <w:i w:val="0"/>
+          <w:color w:val="007B89"/>
+          <w:sz w:val="16"/>
+        </w:rPr>
+        <w:t xml:space="preserve">POWERSHELL / GROUP FAILURES  </w:t>
+      </w:r>
+    </w:p>
+    <w:tbl>
+      <w:tblPr>
+        <w:tblW w:type="auto" w:w="0"/>
+        <w:jc w:val="center"/>
+        <w:tblLook w:firstColumn="1" w:firstRow="1" w:lastColumn="0" w:lastRow="0" w:noHBand="0" w:noVBand="1" w:val="04A0"/>
+      </w:tblPr>
+      <w:tblGrid>
+        <w:gridCol w:w="10108"/>
+      </w:tblGrid>
+      <w:tr>
+        <w:tc>
+          <w:tcPr>
+            <w:tcW w:type="dxa" w:w="10108"/>
+            <w:shd w:fill="EEF5FA"/>
+            <w:tcMar>
+              <w:top w:w="55" w:type="dxa"/>
+              <w:start w:w="110" w:type="dxa"/>
+              <w:bottom w:w="55" w:type="dxa"/>
+              <w:end w:w="110" w:type="dxa"/>
+            </w:tcMar>
+          </w:tcPr>
+          <w:p>
+            <w:pPr>
+              <w:spacing w:before="0" w:after="0" w:line="240" w:lineRule="auto"/>
+            </w:pPr>
+            <w:r>
+              <w:rPr>
+                <w:rFonts w:ascii="DejaVu Sans Mono" w:hAnsi="DejaVu Sans Mono" w:eastAsia="DejaVu Sans Mono"/>
+                <w:b w:val="0"/>
+                <w:i w:val="0"/>
+                <w:color w:val="172E45"/>
+                <w:sz w:val="16"/>
+              </w:rPr>
+              <w:t>Import-Csv .\threat-hunt-auth-dns-samples.csv | Where-Object {$_.result -eq 'failure'} | Group-Object host,source_ip | Sort-Object Count -Descending | Select-Object Count,Name</w:t>
+            </w:r>
+          </w:p>
+        </w:tc>
+      </w:tr>
+    </w:tbl>
+    <w:p>
+      <w:pPr>
+        <w:spacing w:before="0" w:after="60" w:line="240" w:lineRule="auto"/>
+      </w:pPr>
+      <w:r>
+        <w:rPr>
+          <w:rFonts w:ascii="Comic Neue" w:hAnsi="Comic Neue" w:eastAsia="Comic Neue"/>
+          <w:b w:val="0"/>
+          <w:i/>
+          <w:color w:val="5D6E80"/>
+          <w:sz w:val="17"/>
+        </w:rPr>
+        <w:t>Find repeated synthetic failures by host and source without making any network connection.</w:t>
+      </w:r>
+    </w:p>
+    <w:p>
+      <w:pPr>
+        <w:keepNext/>
+        <w:spacing w:before="60" w:after="0" w:line="240" w:lineRule="auto"/>
+      </w:pPr>
+      <w:r>
+        <w:rPr>
+          <w:rFonts w:ascii="Comic Neue" w:hAnsi="Comic Neue" w:eastAsia="Comic Neue"/>
+          <w:b/>
+          <w:i w:val="0"/>
+          <w:color w:val="007B89"/>
+          <w:sz w:val="16"/>
+        </w:rPr>
+        <w:t xml:space="preserve">POWERSHELL / EXAMINE ONE HOST  </w:t>
+      </w:r>
+    </w:p>
+    <w:tbl>
+      <w:tblPr>
+        <w:tblW w:type="auto" w:w="0"/>
+        <w:jc w:val="center"/>
+        <w:tblLook w:firstColumn="1" w:firstRow="1" w:lastColumn="0" w:lastRow="0" w:noHBand="0" w:noVBand="1" w:val="04A0"/>
+      </w:tblPr>
+      <w:tblGrid>
+        <w:gridCol w:w="10108"/>
+      </w:tblGrid>
+      <w:tr>
+        <w:tc>
+          <w:tcPr>
+            <w:tcW w:type="dxa" w:w="10108"/>
+            <w:shd w:fill="EEF5FA"/>
+            <w:tcMar>
+              <w:top w:w="55" w:type="dxa"/>
+              <w:start w:w="110" w:type="dxa"/>
+              <w:bottom w:w="55" w:type="dxa"/>
+              <w:end w:w="110" w:type="dxa"/>
+            </w:tcMar>
+          </w:tcPr>
+          <w:p>
+            <w:pPr>
+              <w:spacing w:before="0" w:after="0" w:line="240" w:lineRule="auto"/>
+            </w:pPr>
+            <w:r>
+              <w:rPr>
+                <w:rFonts w:ascii="DejaVu Sans Mono" w:hAnsi="DejaVu Sans Mono" w:eastAsia="DejaVu Sans Mono"/>
+                <w:b w:val="0"/>
+                <w:i w:val="0"/>
+                <w:color w:val="172E45"/>
+                <w:sz w:val="16"/>
+              </w:rPr>
+              <w:t>Import-Csv .\threat-hunt-auth-dns-samples.csv | Where-Object {$_.host -eq 'TRAIN-WIN-02'} | Select-Object timestamp_utc,user,source_ip,result,label</w:t>
+            </w:r>
+          </w:p>
+        </w:tc>
+      </w:tr>
+    </w:tbl>
+    <w:p>
+      <w:pPr>
+        <w:spacing w:before="0" w:after="60" w:line="240" w:lineRule="auto"/>
+      </w:pPr>
+      <w:r>
+        <w:rPr>
+          <w:rFonts w:ascii="Comic Neue" w:hAnsi="Comic Neue" w:eastAsia="Comic Neue"/>
+          <w:b w:val="0"/>
+          <w:i/>
+          <w:color w:val="5D6E80"/>
+          <w:sz w:val="17"/>
+        </w:rPr>
+        <w:t>Inspect a supplied fixture host; the name is fictional.</w:t>
+      </w:r>
+    </w:p>
+    <w:p>
+      <w:pPr>
+        <w:keepNext/>
+        <w:spacing w:before="60" w:after="0" w:line="240" w:lineRule="auto"/>
+      </w:pPr>
+      <w:r>
+        <w:rPr>
+          <w:rFonts w:ascii="Comic Neue" w:hAnsi="Comic Neue" w:eastAsia="Comic Neue"/>
+          <w:b/>
+          <w:i w:val="0"/>
+          <w:color w:val="007B89"/>
+          <w:sz w:val="16"/>
+        </w:rPr>
+        <w:t xml:space="preserve">LINUX / VIEW FAILED ROWS  </w:t>
+      </w:r>
+    </w:p>
+    <w:tbl>
+      <w:tblPr>
+        <w:tblW w:type="auto" w:w="0"/>
+        <w:jc w:val="center"/>
+        <w:tblLook w:firstColumn="1" w:firstRow="1" w:lastColumn="0" w:lastRow="0" w:noHBand="0" w:noVBand="1" w:val="04A0"/>
+      </w:tblPr>
+      <w:tblGrid>
+        <w:gridCol w:w="10108"/>
+      </w:tblGrid>
+      <w:tr>
+        <w:tc>
+          <w:tcPr>
+            <w:tcW w:type="dxa" w:w="10108"/>
+            <w:shd w:fill="EEF5FA"/>
+            <w:tcMar>
+              <w:top w:w="55" w:type="dxa"/>
+              <w:start w:w="110" w:type="dxa"/>
+              <w:bottom w:w="55" w:type="dxa"/>
+              <w:end w:w="110" w:type="dxa"/>
+            </w:tcMar>
+          </w:tcPr>
+          <w:p>
+            <w:pPr>
+              <w:spacing w:before="0" w:after="0" w:line="240" w:lineRule="auto"/>
+            </w:pPr>
+            <w:r>
+              <w:rPr>
+                <w:rFonts w:ascii="DejaVu Sans Mono" w:hAnsi="DejaVu Sans Mono" w:eastAsia="DejaVu Sans Mono"/>
+                <w:b w:val="0"/>
+                <w:i w:val="0"/>
+                <w:color w:val="172E45"/>
+                <w:sz w:val="16"/>
+              </w:rPr>
+              <w:t>grep -i ",failure," threat-hunt-auth-dns-samples.csv</w:t>
+            </w:r>
+          </w:p>
+        </w:tc>
+      </w:tr>
+    </w:tbl>
+    <w:p>
+      <w:pPr>
+        <w:spacing w:before="0" w:after="60" w:line="240" w:lineRule="auto"/>
+      </w:pPr>
+      <w:r>
+        <w:rPr>
+          <w:rFonts w:ascii="Comic Neue" w:hAnsi="Comic Neue" w:eastAsia="Comic Neue"/>
+          <w:b w:val="0"/>
+          <w:i/>
+          <w:color w:val="5D6E80"/>
+          <w:sz w:val="17"/>
+        </w:rPr>
+        <w:t>Filter the CSV to rows containing a failed result; confirm the header/column order first.</w:t>
+      </w:r>
+    </w:p>
+    <w:p>
+      <w:pPr>
+        <w:keepNext/>
+        <w:spacing w:before="60" w:after="0" w:line="240" w:lineRule="auto"/>
+      </w:pPr>
+      <w:r>
+        <w:rPr>
+          <w:rFonts w:ascii="Comic Neue" w:hAnsi="Comic Neue" w:eastAsia="Comic Neue"/>
+          <w:b/>
+          <w:i w:val="0"/>
+          <w:color w:val="007B89"/>
+          <w:sz w:val="16"/>
+        </w:rPr>
+        <w:t xml:space="preserve">LINUX / COUNT LABEL COLUMN  </w:t>
+      </w:r>
+    </w:p>
+    <w:tbl>
+      <w:tblPr>
+        <w:tblW w:type="auto" w:w="0"/>
+        <w:jc w:val="center"/>
+        <w:tblLook w:firstColumn="1" w:firstRow="1" w:lastColumn="0" w:lastRow="0" w:noHBand="0" w:noVBand="1" w:val="04A0"/>
+      </w:tblPr>
+      <w:tblGrid>
+        <w:gridCol w:w="10108"/>
+      </w:tblGrid>
+      <w:tr>
+        <w:tc>
+          <w:tcPr>
+            <w:tcW w:type="dxa" w:w="10108"/>
+            <w:shd w:fill="EEF5FA"/>
+            <w:tcMar>
+              <w:top w:w="55" w:type="dxa"/>
+              <w:start w:w="110" w:type="dxa"/>
+              <w:bottom w:w="55" w:type="dxa"/>
+              <w:end w:w="110" w:type="dxa"/>
+            </w:tcMar>
+          </w:tcPr>
+          <w:p>
+            <w:pPr>
+              <w:spacing w:before="0" w:after="0" w:line="240" w:lineRule="auto"/>
+            </w:pPr>
+            <w:r>
+              <w:rPr>
+                <w:rFonts w:ascii="DejaVu Sans Mono" w:hAnsi="DejaVu Sans Mono" w:eastAsia="DejaVu Sans Mono"/>
+                <w:b w:val="0"/>
+                <w:i w:val="0"/>
+                <w:color w:val="172E45"/>
+                <w:sz w:val="16"/>
+              </w:rPr>
+              <w:t>awk -F, 'NR&gt;1 {count[$8]++} END {for (label in count) print label, count[label]}' threat-hunt-auth-dns-samples.csv</w:t>
+            </w:r>
+          </w:p>
+        </w:tc>
+      </w:tr>
+    </w:tbl>
+    <w:p>
+      <w:pPr>
+        <w:spacing w:before="0" w:after="60" w:line="240" w:lineRule="auto"/>
+      </w:pPr>
+      <w:r>
+        <w:rPr>
+          <w:rFonts w:ascii="Comic Neue" w:hAnsi="Comic Neue" w:eastAsia="Comic Neue"/>
+          <w:b w:val="0"/>
+          <w:i/>
+          <w:color w:val="5D6E80"/>
+          <w:sz w:val="17"/>
+        </w:rPr>
+        <w:t>Count the label field in this specific nine-column CSV. CSV quoting rules may require Python for more complex files.</w:t>
+      </w:r>
+    </w:p>
+    <w:tbl>
+      <w:tblPr>
+        <w:tblW w:type="auto" w:w="0"/>
+        <w:jc w:val="center"/>
+        <w:tblLayout w:type="autofit"/>
+        <w:tblLook w:firstColumn="1" w:firstRow="1" w:lastColumn="0" w:lastRow="0" w:noHBand="0" w:noVBand="1" w:val="04A0"/>
+      </w:tblPr>
+      <w:tblGrid>
+        <w:gridCol w:w="10108"/>
+      </w:tblGrid>
+      <w:tr>
+        <w:tc>
+          <w:tcPr>
+            <w:tcW w:type="dxa" w:w="10108"/>
+            <w:shd w:fill="E4F0FF"/>
+            <w:tcMar>
+              <w:top w:w="90" w:type="dxa"/>
+              <w:start w:w="150" w:type="dxa"/>
+              <w:bottom w:w="90" w:type="dxa"/>
+              <w:end w:w="150" w:type="dxa"/>
+            </w:tcMar>
+          </w:tcPr>
+          <w:p>
+            <w:pPr>
+              <w:spacing w:before="0" w:after="0" w:line="240" w:lineRule="auto"/>
+            </w:pPr>
+            <w:r>
+              <w:rPr>
+                <w:rFonts w:ascii="Comic Neue" w:hAnsi="Comic Neue" w:eastAsia="Comic Neue"/>
+                <w:b/>
+                <w:i/>
+                <w:color w:val="275D9B"/>
+                <w:sz w:val="18"/>
+              </w:rPr>
+              <w:t xml:space="preserve">COMMAND HABIT  </w:t>
+            </w:r>
+            <w:r>
+              <w:rPr>
+                <w:rFonts w:ascii="Comic Neue" w:hAnsi="Comic Neue" w:eastAsia="Comic Neue"/>
+                <w:b w:val="0"/>
+                <w:i w:val="0"/>
+                <w:color w:val="2F3E50"/>
+                <w:sz w:val="18"/>
+              </w:rPr>
+              <w:t>Check the current working directory, shell, target, and expected effect before pressing Enter. Save the exact command and the output that mattered.</w:t>
+            </w:r>
+          </w:p>
+        </w:tc>
+      </w:tr>
+    </w:tbl>
+    <w:p>
+      <w:pPr>
+        <w:spacing w:after="0"/>
+      </w:pPr>
+    </w:p>
+    <w:p>
+      <w:pPr>
+        <w:pageBreakBefore/>
+        <w:spacing w:before="0" w:after="20" w:line="240" w:lineRule="auto"/>
+        <w:jc w:val="right"/>
+      </w:pPr>
+      <w:r>
+        <w:rPr>
+          <w:rFonts w:ascii="Comic Neue" w:hAnsi="Comic Neue" w:eastAsia="Comic Neue"/>
+          <w:b/>
+          <w:i/>
+          <w:color w:val="688097"/>
+          <w:sz w:val="15"/>
+        </w:rPr>
+        <w:t>RUN THE EXERCISE - RECORD WHAT THE EVIDENCE REALLY SHOWS</w:t>
+      </w:r>
+    </w:p>
+    <w:p>
+      <w:pPr>
+        <w:keepNext/>
+        <w:spacing w:before="100" w:after="80" w:line="240" w:lineRule="auto"/>
+      </w:pPr>
+      <w:r>
+        <w:rPr>
+          <w:rFonts w:ascii="Comic Neue" w:hAnsi="Comic Neue" w:eastAsia="Comic Neue"/>
+          <w:b/>
+          <w:i/>
+          <w:color w:val="087F8C"/>
+          <w:sz w:val="34"/>
+        </w:rPr>
+        <w:t>Guided lab run</w:t>
+      </w:r>
+    </w:p>
+    <w:p>
+      <w:pPr>
+        <w:pStyle w:val="ListBullet"/>
+        <w:spacing w:before="0" w:after="40" w:line="240" w:lineRule="auto"/>
+      </w:pPr>
+      <w:r>
+        <w:rPr>
+          <w:rFonts w:ascii="Comic Neue" w:hAnsi="Comic Neue" w:eastAsia="Comic Neue"/>
+          <w:b w:val="0"/>
+          <w:i w:val="0"/>
+          <w:color w:val="283A50"/>
+          <w:sz w:val="19"/>
+        </w:rPr>
+        <w:t>1. Write your hypothesis in one sentence, including the host, activity type, and time window.</w:t>
+      </w:r>
+    </w:p>
+    <w:p>
+      <w:pPr>
+        <w:pStyle w:val="ListBullet"/>
+        <w:spacing w:before="0" w:after="40" w:line="240" w:lineRule="auto"/>
+      </w:pPr>
+      <w:r>
+        <w:rPr>
+          <w:rFonts w:ascii="Comic Neue" w:hAnsi="Comic Neue" w:eastAsia="Comic Neue"/>
+          <w:b w:val="0"/>
+          <w:i w:val="0"/>
+          <w:color w:val="283A50"/>
+          <w:sz w:val="19"/>
+        </w:rPr>
+        <w:t>2. Load the sample CSV and check its headers, row count, and UTC timestamps.</w:t>
+      </w:r>
+    </w:p>
+    <w:p>
+      <w:pPr>
+        <w:pStyle w:val="ListBullet"/>
+        <w:spacing w:before="0" w:after="40" w:line="240" w:lineRule="auto"/>
+      </w:pPr>
+      <w:r>
+        <w:rPr>
+          <w:rFonts w:ascii="Comic Neue" w:hAnsi="Comic Neue" w:eastAsia="Comic Neue"/>
+          <w:b w:val="0"/>
+          <w:i w:val="0"/>
+          <w:color w:val="283A50"/>
+          <w:sz w:val="19"/>
+        </w:rPr>
+        <w:t>3. Group failures by host and source, then inspect any success immediately after a burst.</w:t>
+      </w:r>
+    </w:p>
+    <w:p>
+      <w:pPr>
+        <w:pStyle w:val="ListBullet"/>
+        <w:spacing w:before="0" w:after="40" w:line="240" w:lineRule="auto"/>
+      </w:pPr>
+      <w:r>
+        <w:rPr>
+          <w:rFonts w:ascii="Comic Neue" w:hAnsi="Comic Neue" w:eastAsia="Comic Neue"/>
+          <w:b w:val="0"/>
+          <w:i w:val="0"/>
+          <w:color w:val="283A50"/>
+          <w:sz w:val="19"/>
+        </w:rPr>
+        <w:t>4. Compare the pattern with benign baseline rows before assigning a label.</w:t>
+      </w:r>
+    </w:p>
+    <w:p>
+      <w:pPr>
+        <w:pStyle w:val="ListBullet"/>
+        <w:spacing w:before="0" w:after="40" w:line="240" w:lineRule="auto"/>
+      </w:pPr>
+      <w:r>
+        <w:rPr>
+          <w:rFonts w:ascii="Comic Neue" w:hAnsi="Comic Neue" w:eastAsia="Comic Neue"/>
+          <w:b w:val="0"/>
+          <w:i w:val="0"/>
+          <w:color w:val="283A50"/>
+          <w:sz w:val="19"/>
+        </w:rPr>
+        <w:t>5. Write what the sample supports, what it cannot establish, and the next telemetry needed.</w:t>
+      </w:r>
+    </w:p>
+    <w:p>
+      <w:pPr>
+        <w:keepNext/>
+        <w:spacing w:before="40" w:after="80" w:line="240" w:lineRule="auto"/>
+      </w:pPr>
+      <w:r>
+        <w:rPr>
+          <w:rFonts w:ascii="Comic Neue" w:hAnsi="Comic Neue" w:eastAsia="Comic Neue"/>
+          <w:b/>
+          <w:i/>
+          <w:color w:val="B34778"/>
+          <w:sz w:val="25"/>
+        </w:rPr>
+        <w:t>Evidence checklist</w:t>
+      </w:r>
+    </w:p>
+    <w:p>
+      <w:pPr>
+        <w:pStyle w:val="ListBullet"/>
+        <w:spacing w:before="0" w:after="40" w:line="240" w:lineRule="auto"/>
+      </w:pPr>
+      <w:r>
+        <w:rPr>
+          <w:rFonts w:ascii="Comic Neue" w:hAnsi="Comic Neue" w:eastAsia="Comic Neue"/>
+          <w:b w:val="0"/>
+          <w:i w:val="0"/>
+          <w:color w:val="283A50"/>
+          <w:sz w:val="19"/>
+        </w:rPr>
+        <w:t>[ ] What exact lab instance or sample file was used?</w:t>
+      </w:r>
+    </w:p>
+    <w:p>
+      <w:pPr>
+        <w:pStyle w:val="ListBullet"/>
+        <w:spacing w:before="0" w:after="40" w:line="240" w:lineRule="auto"/>
+      </w:pPr>
+      <w:r>
+        <w:rPr>
+          <w:rFonts w:ascii="Comic Neue" w:hAnsi="Comic Neue" w:eastAsia="Comic Neue"/>
+          <w:b w:val="0"/>
+          <w:i w:val="0"/>
+          <w:color w:val="283A50"/>
+          <w:sz w:val="19"/>
+        </w:rPr>
+        <w:t>[ ] Which command/query and time range produced the observation?</w:t>
+      </w:r>
+    </w:p>
+    <w:p>
+      <w:pPr>
+        <w:pStyle w:val="ListBullet"/>
+        <w:spacing w:before="0" w:after="40" w:line="240" w:lineRule="auto"/>
+      </w:pPr>
+      <w:r>
+        <w:rPr>
+          <w:rFonts w:ascii="Comic Neue" w:hAnsi="Comic Neue" w:eastAsia="Comic Neue"/>
+          <w:b w:val="0"/>
+          <w:i w:val="0"/>
+          <w:color w:val="283A50"/>
+          <w:sz w:val="19"/>
+        </w:rPr>
+        <w:t>[ ] What is the directly observed fact, separate from your inference?</w:t>
+      </w:r>
+    </w:p>
+    <w:p>
+      <w:pPr>
+        <w:pStyle w:val="ListBullet"/>
+        <w:spacing w:before="0" w:after="40" w:line="240" w:lineRule="auto"/>
+      </w:pPr>
+      <w:r>
+        <w:rPr>
+          <w:rFonts w:ascii="Comic Neue" w:hAnsi="Comic Neue" w:eastAsia="Comic Neue"/>
+          <w:b w:val="0"/>
+          <w:i w:val="0"/>
+          <w:color w:val="283A50"/>
+          <w:sz w:val="19"/>
+        </w:rPr>
+        <w:t>[ ] What benign/alternative explanation could fit?</w:t>
+      </w:r>
+    </w:p>
+    <w:p>
+      <w:pPr>
+        <w:pStyle w:val="ListBullet"/>
+        <w:spacing w:before="0" w:after="40" w:line="240" w:lineRule="auto"/>
+      </w:pPr>
+      <w:r>
+        <w:rPr>
+          <w:rFonts w:ascii="Comic Neue" w:hAnsi="Comic Neue" w:eastAsia="Comic Neue"/>
+          <w:b w:val="0"/>
+          <w:i w:val="0"/>
+          <w:color w:val="283A50"/>
+          <w:sz w:val="19"/>
+        </w:rPr>
+        <w:t>[ ] What extra record or control would help confirm the conclusion?</w:t>
+      </w:r>
+    </w:p>
+    <w:p>
+      <w:pPr>
+        <w:keepNext/>
+        <w:spacing w:before="40" w:after="80" w:line="240" w:lineRule="auto"/>
+      </w:pPr>
+      <w:r>
+        <w:rPr>
+          <w:rFonts w:ascii="Comic Neue" w:hAnsi="Comic Neue" w:eastAsia="Comic Neue"/>
+          <w:b/>
+          <w:i/>
+          <w:color w:val="B34778"/>
+          <w:sz w:val="25"/>
+        </w:rPr>
+        <w:t>Check your understanding</w:t>
+      </w:r>
+    </w:p>
+    <w:p>
+      <w:pPr>
+        <w:keepNext/>
+        <w:spacing w:before="40" w:after="20" w:line="240" w:lineRule="auto"/>
+      </w:pPr>
+      <w:r>
+        <w:rPr>
+          <w:rFonts w:ascii="Comic Neue" w:hAnsi="Comic Neue" w:eastAsia="Comic Neue"/>
+          <w:b/>
+          <w:i/>
+          <w:color w:val="B34778"/>
+          <w:sz w:val="19"/>
+        </w:rPr>
+        <w:t>Q  What do repeated failures followed by a success prove?</w:t>
+      </w:r>
+    </w:p>
+    <w:p>
+      <w:pPr>
+        <w:spacing w:before="0" w:after="60" w:line="240" w:lineRule="auto"/>
+      </w:pPr>
+      <w:r>
+        <w:rPr>
+          <w:rFonts w:ascii="Comic Neue" w:hAnsi="Comic Neue" w:eastAsia="Comic Neue"/>
+          <w:b w:val="0"/>
+          <w:i w:val="0"/>
+          <w:color w:val="263D52"/>
+          <w:sz w:val="18"/>
+        </w:rPr>
+        <w:t>Think it through: They justify closer review but do not by themselves prove account compromise.</w:t>
+      </w:r>
+    </w:p>
+    <w:p>
+      <w:pPr>
+        <w:keepNext/>
+        <w:spacing w:before="40" w:after="20" w:line="240" w:lineRule="auto"/>
+      </w:pPr>
+      <w:r>
+        <w:rPr>
+          <w:rFonts w:ascii="Comic Neue" w:hAnsi="Comic Neue" w:eastAsia="Comic Neue"/>
+          <w:b/>
+          <w:i/>
+          <w:color w:val="B34778"/>
+          <w:sz w:val="19"/>
+        </w:rPr>
+        <w:t>Q  Why use UTC in the evidence timeline?</w:t>
+      </w:r>
+    </w:p>
+    <w:p>
+      <w:pPr>
+        <w:spacing w:before="0" w:after="60" w:line="240" w:lineRule="auto"/>
+      </w:pPr>
+      <w:r>
+        <w:rPr>
+          <w:rFonts w:ascii="Comic Neue" w:hAnsi="Comic Neue" w:eastAsia="Comic Neue"/>
+          <w:b w:val="0"/>
+          <w:i w:val="0"/>
+          <w:color w:val="263D52"/>
+          <w:sz w:val="18"/>
+        </w:rPr>
+        <w:t>Think it through: A consistent timezone reduces ordering mistakes when sources come from different systems.</w:t>
+      </w:r>
+    </w:p>
+    <w:p>
+      <w:pPr>
+        <w:keepNext/>
+        <w:spacing w:before="40" w:after="20" w:line="240" w:lineRule="auto"/>
+      </w:pPr>
+      <w:r>
+        <w:rPr>
+          <w:rFonts w:ascii="Comic Neue" w:hAnsi="Comic Neue" w:eastAsia="Comic Neue"/>
+          <w:b/>
+          <w:i/>
+          <w:color w:val="B34778"/>
+          <w:sz w:val="19"/>
+        </w:rPr>
+        <w:t>Q  What is a useful next data source?</w:t>
+      </w:r>
+    </w:p>
+    <w:p>
+      <w:pPr>
+        <w:spacing w:before="0" w:after="60" w:line="240" w:lineRule="auto"/>
+      </w:pPr>
+      <w:r>
+        <w:rPr>
+          <w:rFonts w:ascii="Comic Neue" w:hAnsi="Comic Neue" w:eastAsia="Comic Neue"/>
+          <w:b w:val="0"/>
+          <w:i w:val="0"/>
+          <w:color w:val="263D52"/>
+          <w:sz w:val="18"/>
+        </w:rPr>
+        <w:t>Think it through: MFA outcomes, sign-in risk, endpoint process events, VPN/RDP context, and the user’s expected activity.</w:t>
+      </w:r>
+    </w:p>
+    <w:tbl>
+      <w:tblPr>
+        <w:tblW w:type="auto" w:w="0"/>
+        <w:jc w:val="center"/>
+        <w:tblLayout w:type="autofit"/>
+        <w:tblLook w:firstColumn="1" w:firstRow="1" w:lastColumn="0" w:lastRow="0" w:noHBand="0" w:noVBand="1" w:val="04A0"/>
+      </w:tblPr>
+      <w:tblGrid>
+        <w:gridCol w:w="10108"/>
+      </w:tblGrid>
+      <w:tr>
+        <w:tc>
+          <w:tcPr>
+            <w:tcW w:type="dxa" w:w="10108"/>
+            <w:shd w:fill="FFF1C9"/>
+            <w:tcMar>
+              <w:top w:w="90" w:type="dxa"/>
+              <w:start w:w="150" w:type="dxa"/>
+              <w:bottom w:w="90" w:type="dxa"/>
+              <w:end w:w="150" w:type="dxa"/>
+            </w:tcMar>
+          </w:tcPr>
+          <w:p>
+            <w:pPr>
+              <w:spacing w:before="0" w:after="0" w:line="240" w:lineRule="auto"/>
+            </w:pPr>
+            <w:r>
+              <w:rPr>
+                <w:rFonts w:ascii="Comic Neue" w:hAnsi="Comic Neue" w:eastAsia="Comic Neue"/>
+                <w:b/>
+                <w:i/>
+                <w:color w:val="8A5A00"/>
+                <w:sz w:val="18"/>
+              </w:rPr>
+              <w:t xml:space="preserve">NOTEBOOK CLOSE-OUT  </w:t>
+            </w:r>
+            <w:r>
+              <w:rPr>
+                <w:rFonts w:ascii="Comic Neue" w:hAnsi="Comic Neue" w:eastAsia="Comic Neue"/>
+                <w:b w:val="0"/>
+                <w:i w:val="0"/>
+                <w:color w:val="2F3E50"/>
+                <w:sz w:val="18"/>
+              </w:rPr>
+              <w:t>Finish with: Observation / Evidence source / Why it matters / Alternative explanation / Next check / Limitation. A careful “not enough evidence yet” is a valid professional result.</w:t>
+            </w:r>
+          </w:p>
+        </w:tc>
+      </w:tr>
+    </w:tbl>
+    <w:p>
+      <w:pPr>
+        <w:spacing w:after="0"/>
+      </w:pPr>
+    </w:p>
     <w:sectPr>
       <w:headerReference w:type="default" r:id="rId9"/>
       <w:footerReference w:type="default" r:id="rId10"/>
